--- a/docs/weekly-reports/ServiceFlow_Week7_3_GuardrailImplementationEvidence.docx
+++ b/docs/weekly-reports/ServiceFlow_Week7_3_GuardrailImplementationEvidence.docx
@@ -72,6 +72,40 @@
         </w:rPr>
         <w:t>Guardrails are implemented in guardrails.py, service_pipeline.py, agent.py, agent_with_memory.py and tools.py. They are deterministic and inspectable. Heuristic injection detection cannot catch every paraphrase, so it is one layer among several; the architectural controls (allow-list, authorization, iteration limit, approval gate) keep a missed injection low-impact.</w:t>
       </w:r>
+    </w:p>
+    <w:p>
+      <w:pPr>
+        <w:spacing w:after="100"/>
+        <w:rPr>
+          <w:sz w:val="24"/>
+          <w:szCs w:val="24"/>
+        </w:rPr>
+      </w:pPr>
+    </w:p>
+    <w:p>
+      <w:pPr>
+        <w:spacing w:after="100"/>
+        <w:rPr>
+          <w:sz w:val="24"/>
+          <w:szCs w:val="24"/>
+        </w:rPr>
+      </w:pPr>
+      <w:r>
+        <w:rPr>
+          <w:sz w:val="24"/>
+          <w:szCs w:val="24"/>
+        </w:rPr>
+        <w:t>Figure 1 shows where each guardrail sits in the service pipeline from the input check through the agent loop to the output check with a structured trace written on every path. The table below maps each guardrail to the code that implements it and the evidence that it works.</w:t>
+      </w:r>
+    </w:p>
+    <w:p>
+      <w:pPr>
+        <w:spacing w:after="100"/>
+        <w:rPr>
+          <w:sz w:val="24"/>
+          <w:szCs w:val="24"/>
+        </w:rPr>
+      </w:pPr>
     </w:p>
     <w:p>
       <w:pPr>
@@ -637,23 +671,7 @@
                 <w:sz w:val="24"/>
                 <w:szCs w:val="24"/>
               </w:rPr>
-              <w:t xml:space="preserve">E04 blocked; </w:t>
-            </w:r>
-            <w:proofErr w:type="gramStart"/>
-            <w:r>
-              <w:rPr>
-                <w:sz w:val="24"/>
-                <w:szCs w:val="24"/>
-              </w:rPr>
-              <w:t>3/3 unit</w:t>
-            </w:r>
-            <w:proofErr w:type="gramEnd"/>
-            <w:r>
-              <w:rPr>
-                <w:sz w:val="24"/>
-                <w:szCs w:val="24"/>
-              </w:rPr>
-              <w:t xml:space="preserve"> tests pass</w:t>
+              <w:t>E04 blocked; 3/3 unit tests pass</w:t>
             </w:r>
           </w:p>
         </w:tc>
@@ -1469,6 +1487,7 @@
                 <w:sz w:val="24"/>
                 <w:szCs w:val="24"/>
               </w:rPr>
+              <w:lastRenderedPageBreak/>
               <w:t>Fail-safe (internal exception contained)</w:t>
             </w:r>
           </w:p>
@@ -1569,7 +1588,6 @@
                 <w:sz w:val="24"/>
                 <w:szCs w:val="24"/>
               </w:rPr>
-              <w:lastRenderedPageBreak/>
               <w:t>Memory isolation (anonymous sessions never read or write memory)</w:t>
             </w:r>
           </w:p>
@@ -3727,7 +3745,6 @@
   <w:style w:type="character" w:default="1" w:styleId="DefaultParagraphFont">
     <w:name w:val="Default Paragraph Font"/>
     <w:uiPriority w:val="1"/>
-    <w:semiHidden/>
     <w:unhideWhenUsed/>
   </w:style>
   <w:style w:type="table" w:default="1" w:styleId="TableNormal">
